--- a/pr-preview/pr-78/chapters/16-instrumental-variable-estimation.docx
+++ b/pr-preview/pr-78/chapters/16-instrumental-variable-estimation.docx
@@ -1475,7 +1475,7 @@
     </w:p>
     <w:bookmarkEnd w:id="12"/>
     <w:bookmarkEnd w:id="13"/>
-    <w:bookmarkStart w:id="17" w:name="the-usual-iv-estimand-pp.-231-234"/>
+    <w:bookmarkStart w:id="18" w:name="the-usual-iv-estimand-pp.-231-234"/>
     <w:p>
       <w:pPr>
         <w:pStyle w:val="Heading2"/>
@@ -1499,7 +1499,7 @@
         <w:t xml:space="preserve">Under the three IV conditions, we can identify a causal effect.</w:t>
       </w:r>
     </w:p>
-    <w:bookmarkStart w:id="14" w:name="iv-estimand-for-binary-z-and-a"/>
+    <w:bookmarkStart w:id="15" w:name="iv-estimand-for-binary-z-and-a"/>
     <w:p>
       <w:pPr>
         <w:pStyle w:val="Heading3"/>
@@ -1575,310 +1575,375 @@
         </m:r>
       </m:oMath>
     </w:p>
-    <w:p>
-      <w:pPr>
-        <w:pStyle w:val="BodyText"/>
-      </w:pPr>
-      <w:r>
-        <w:rPr>
-          <w:b/>
-          <w:bCs/>
-        </w:rPr>
-        <w:t xml:space="preserve">IV estimand</w:t>
-      </w:r>
-      <w:r>
-        <w:t xml:space="preserve">:</w:t>
-      </w:r>
-    </w:p>
-    <w:p>
-      <w:pPr>
-        <w:pStyle w:val="BodyText"/>
-      </w:pPr>
-      <m:oMathPara>
-        <m:oMathParaPr>
-          <m:jc m:val="center"/>
-        </m:oMathParaPr>
-        <m:oMath>
-          <m:f>
-            <m:fPr>
-              <m:type m:val="bar"/>
-            </m:fPr>
-            <m:num>
-              <m:r>
-                <m:rPr>
-                  <m:nor/>
-                  <m:sty m:val="p"/>
-                </m:rPr>
-                <m:t>E</m:t>
-              </m:r>
-              <m:d>
-                <m:dPr>
-                  <m:begChr m:val="["/>
-                  <m:sepChr m:val=""/>
-                  <m:endChr m:val="]"/>
-                  <m:grow/>
-                </m:dPr>
-                <m:e>
-                  <m:r>
-                    <m:t>Y</m:t>
-                  </m:r>
-                  <m:r>
-                    <m:rPr>
-                      <m:sty m:val="p"/>
-                    </m:rPr>
-                    <m:t>∣</m:t>
-                  </m:r>
-                  <m:r>
-                    <m:t>Z</m:t>
-                  </m:r>
-                  <m:r>
-                    <m:rPr>
-                      <m:sty m:val="p"/>
-                    </m:rPr>
-                    <m:t>=</m:t>
-                  </m:r>
-                  <m:r>
-                    <m:t>1</m:t>
-                  </m:r>
-                </m:e>
-              </m:d>
-              <m:r>
-                <m:rPr>
-                  <m:sty m:val="p"/>
-                </m:rPr>
-                <m:t>−</m:t>
-              </m:r>
-              <m:r>
-                <m:rPr>
-                  <m:nor/>
-                  <m:sty m:val="p"/>
-                </m:rPr>
-                <m:t>E</m:t>
-              </m:r>
-              <m:d>
-                <m:dPr>
-                  <m:begChr m:val="["/>
-                  <m:sepChr m:val=""/>
-                  <m:endChr m:val="]"/>
-                  <m:grow/>
-                </m:dPr>
-                <m:e>
-                  <m:r>
-                    <m:t>Y</m:t>
-                  </m:r>
-                  <m:r>
-                    <m:rPr>
-                      <m:sty m:val="p"/>
-                    </m:rPr>
-                    <m:t>∣</m:t>
-                  </m:r>
-                  <m:r>
-                    <m:t>Z</m:t>
-                  </m:r>
-                  <m:r>
-                    <m:rPr>
-                      <m:sty m:val="p"/>
-                    </m:rPr>
-                    <m:t>=</m:t>
-                  </m:r>
-                  <m:r>
-                    <m:t>0</m:t>
-                  </m:r>
-                </m:e>
-              </m:d>
-            </m:num>
-            <m:den>
-              <m:r>
-                <m:rPr>
-                  <m:nor/>
-                  <m:sty m:val="p"/>
-                </m:rPr>
-                <m:t>E</m:t>
-              </m:r>
-              <m:d>
-                <m:dPr>
-                  <m:begChr m:val="["/>
-                  <m:sepChr m:val=""/>
-                  <m:endChr m:val="]"/>
-                  <m:grow/>
-                </m:dPr>
-                <m:e>
-                  <m:r>
-                    <m:t>A</m:t>
-                  </m:r>
-                  <m:r>
-                    <m:rPr>
-                      <m:sty m:val="p"/>
-                    </m:rPr>
-                    <m:t>∣</m:t>
-                  </m:r>
-                  <m:r>
-                    <m:t>Z</m:t>
-                  </m:r>
-                  <m:r>
-                    <m:rPr>
-                      <m:sty m:val="p"/>
-                    </m:rPr>
-                    <m:t>=</m:t>
-                  </m:r>
-                  <m:r>
-                    <m:t>1</m:t>
-                  </m:r>
-                </m:e>
-              </m:d>
-              <m:r>
-                <m:rPr>
-                  <m:sty m:val="p"/>
-                </m:rPr>
-                <m:t>−</m:t>
-              </m:r>
-              <m:r>
-                <m:rPr>
-                  <m:nor/>
-                  <m:sty m:val="p"/>
-                </m:rPr>
-                <m:t>E</m:t>
-              </m:r>
-              <m:d>
-                <m:dPr>
-                  <m:begChr m:val="["/>
-                  <m:sepChr m:val=""/>
-                  <m:endChr m:val="]"/>
-                  <m:grow/>
-                </m:dPr>
-                <m:e>
-                  <m:r>
-                    <m:t>A</m:t>
-                  </m:r>
-                  <m:r>
-                    <m:rPr>
-                      <m:sty m:val="p"/>
-                    </m:rPr>
-                    <m:t>∣</m:t>
-                  </m:r>
-                  <m:r>
-                    <m:t>Z</m:t>
-                  </m:r>
-                  <m:r>
-                    <m:rPr>
-                      <m:sty m:val="p"/>
-                    </m:rPr>
-                    <m:t>=</m:t>
-                  </m:r>
-                  <m:r>
-                    <m:t>0</m:t>
-                  </m:r>
-                </m:e>
-              </m:d>
-            </m:den>
-          </m:f>
-        </m:oMath>
-      </m:oMathPara>
-    </w:p>
+    <w:tbl>
+      <w:tblPr>
+        <w:tblStyle w:val="Table"/>
+        <w:tblInd w:w="164" w:type="dxa"/>
+        <w:tblBorders>
+          <w:left w:val="single" w:sz="24" w:space="0" w:color="909090"/>
+        </w:tblBorders>
+        <w:tblCellMar>
+          <w:left w:w="0" w:type="dxa"/>
+          <w:right w:w="0" w:type="dxa"/>
+        </w:tblCellMar>
+        <w:tblLook w:firstRow="0" w:lastRow="0" w:firstColumn="0" w:lastColumn="0" w:noHBand="0" w:noVBand="0" w:val="0000"/>
+      </w:tblPr>
+      <w:tblGrid>
+        <w:gridCol w:w="7920"/>
+      </w:tblGrid>
+      <w:tr>
+        <w:trPr>
+          <w:cantSplit/>
+        </w:trPr>
+        <w:tc>
+          <w:tcPr>
+            <w:tcMar>
+              <w:left w:w="144" w:type="dxa"/>
+            </w:tcMar>
+          </w:tcPr>
+          <w:p>
+            <w:pPr>
+              <w:pStyle w:val="BodyText"/>
+            </w:pPr>
+            <w:pPr>
+              <w:spacing w:before="16" w:after="64"/>
+            </w:pPr>
+          </w:p>
+          <w:bookmarkStart w:id="14" w:name="def-wald-estimator"/>
+          <w:p>
+            <w:pPr>
+              <w:pStyle w:val="BodyText"/>
+            </w:pPr>
+            <w:r>
+              <w:rPr>
+                <w:b/>
+                <w:bCs/>
+              </w:rPr>
+              <w:t xml:space="preserve">Definition 2 (Wald Estimator)</w:t>
+            </w:r>
+            <w:r>
+              <w:t xml:space="preserve"> </w:t>
+            </w:r>
+            <w:r>
+              <w:t xml:space="preserve">For a binary instrument</w:t>
+            </w:r>
+            <w:r>
+              <w:t xml:space="preserve"> </w:t>
+            </w:r>
+            <m:oMath>
+              <m:r>
+                <m:t>Z</m:t>
+              </m:r>
+            </m:oMath>
+            <w:r>
+              <w:t xml:space="preserve"> </w:t>
+            </w:r>
+            <w:r>
+              <w:t xml:space="preserve">and binary treatment</w:t>
+            </w:r>
+            <w:r>
+              <w:t xml:space="preserve"> </w:t>
+            </w:r>
+            <m:oMath>
+              <m:r>
+                <m:t>A</m:t>
+              </m:r>
+            </m:oMath>
+            <w:r>
+              <w:t xml:space="preserve">, the</w:t>
+            </w:r>
+            <w:r>
+              <w:t xml:space="preserve"> </w:t>
+            </w:r>
+            <w:r>
+              <w:rPr>
+                <w:b/>
+                <w:bCs/>
+              </w:rPr>
+              <w:t xml:space="preserve">Wald estimator</w:t>
+            </w:r>
+            <w:r>
+              <w:t xml:space="preserve"> </w:t>
+            </w:r>
+            <w:r>
+              <w:t xml:space="preserve">(also called the</w:t>
+            </w:r>
+            <w:r>
+              <w:t xml:space="preserve"> </w:t>
+            </w:r>
+            <w:r>
+              <w:rPr>
+                <w:b/>
+                <w:bCs/>
+              </w:rPr>
+              <w:t xml:space="preserve">ratio estimator</w:t>
+            </w:r>
+            <w:r>
+              <w:t xml:space="preserve">) is</w:t>
+            </w:r>
+          </w:p>
+          <w:p>
+            <w:pPr>
+              <w:pStyle w:val="BodyText"/>
+            </w:pPr>
+            <m:oMathPara>
+              <m:oMathParaPr>
+                <m:jc m:val="center"/>
+              </m:oMathParaPr>
+              <m:oMath>
+                <m:f>
+                  <m:fPr>
+                    <m:type m:val="bar"/>
+                  </m:fPr>
+                  <m:num>
+                    <m:r>
+                      <m:rPr>
+                        <m:nor/>
+                        <m:sty m:val="p"/>
+                      </m:rPr>
+                      <m:t>E</m:t>
+                    </m:r>
+                    <m:d>
+                      <m:dPr>
+                        <m:begChr m:val="["/>
+                        <m:sepChr m:val=""/>
+                        <m:endChr m:val="]"/>
+                        <m:grow/>
+                      </m:dPr>
+                      <m:e>
+                        <m:r>
+                          <m:t>Y</m:t>
+                        </m:r>
+                        <m:r>
+                          <m:rPr>
+                            <m:sty m:val="p"/>
+                          </m:rPr>
+                          <m:t>∣</m:t>
+                        </m:r>
+                        <m:r>
+                          <m:t>Z</m:t>
+                        </m:r>
+                        <m:r>
+                          <m:rPr>
+                            <m:sty m:val="p"/>
+                          </m:rPr>
+                          <m:t>=</m:t>
+                        </m:r>
+                        <m:r>
+                          <m:t>1</m:t>
+                        </m:r>
+                      </m:e>
+                    </m:d>
+                    <m:r>
+                      <m:rPr>
+                        <m:sty m:val="p"/>
+                      </m:rPr>
+                      <m:t>−</m:t>
+                    </m:r>
+                    <m:r>
+                      <m:rPr>
+                        <m:nor/>
+                        <m:sty m:val="p"/>
+                      </m:rPr>
+                      <m:t>E</m:t>
+                    </m:r>
+                    <m:d>
+                      <m:dPr>
+                        <m:begChr m:val="["/>
+                        <m:sepChr m:val=""/>
+                        <m:endChr m:val="]"/>
+                        <m:grow/>
+                      </m:dPr>
+                      <m:e>
+                        <m:r>
+                          <m:t>Y</m:t>
+                        </m:r>
+                        <m:r>
+                          <m:rPr>
+                            <m:sty m:val="p"/>
+                          </m:rPr>
+                          <m:t>∣</m:t>
+                        </m:r>
+                        <m:r>
+                          <m:t>Z</m:t>
+                        </m:r>
+                        <m:r>
+                          <m:rPr>
+                            <m:sty m:val="p"/>
+                          </m:rPr>
+                          <m:t>=</m:t>
+                        </m:r>
+                        <m:r>
+                          <m:t>0</m:t>
+                        </m:r>
+                      </m:e>
+                    </m:d>
+                  </m:num>
+                  <m:den>
+                    <m:r>
+                      <m:rPr>
+                        <m:nor/>
+                        <m:sty m:val="p"/>
+                      </m:rPr>
+                      <m:t>E</m:t>
+                    </m:r>
+                    <m:d>
+                      <m:dPr>
+                        <m:begChr m:val="["/>
+                        <m:sepChr m:val=""/>
+                        <m:endChr m:val="]"/>
+                        <m:grow/>
+                      </m:dPr>
+                      <m:e>
+                        <m:r>
+                          <m:t>A</m:t>
+                        </m:r>
+                        <m:r>
+                          <m:rPr>
+                            <m:sty m:val="p"/>
+                          </m:rPr>
+                          <m:t>∣</m:t>
+                        </m:r>
+                        <m:r>
+                          <m:t>Z</m:t>
+                        </m:r>
+                        <m:r>
+                          <m:rPr>
+                            <m:sty m:val="p"/>
+                          </m:rPr>
+                          <m:t>=</m:t>
+                        </m:r>
+                        <m:r>
+                          <m:t>1</m:t>
+                        </m:r>
+                      </m:e>
+                    </m:d>
+                    <m:r>
+                      <m:rPr>
+                        <m:sty m:val="p"/>
+                      </m:rPr>
+                      <m:t>−</m:t>
+                    </m:r>
+                    <m:r>
+                      <m:rPr>
+                        <m:nor/>
+                        <m:sty m:val="p"/>
+                      </m:rPr>
+                      <m:t>E</m:t>
+                    </m:r>
+                    <m:d>
+                      <m:dPr>
+                        <m:begChr m:val="["/>
+                        <m:sepChr m:val=""/>
+                        <m:endChr m:val="]"/>
+                        <m:grow/>
+                      </m:dPr>
+                      <m:e>
+                        <m:r>
+                          <m:t>A</m:t>
+                        </m:r>
+                        <m:r>
+                          <m:rPr>
+                            <m:sty m:val="p"/>
+                          </m:rPr>
+                          <m:t>∣</m:t>
+                        </m:r>
+                        <m:r>
+                          <m:t>Z</m:t>
+                        </m:r>
+                        <m:r>
+                          <m:rPr>
+                            <m:sty m:val="p"/>
+                          </m:rPr>
+                          <m:t>=</m:t>
+                        </m:r>
+                        <m:r>
+                          <m:t>0</m:t>
+                        </m:r>
+                      </m:e>
+                    </m:d>
+                  </m:den>
+                </m:f>
+                <m:r>
+                  <m:rPr>
+                    <m:sty m:val="p"/>
+                  </m:rPr>
+                  <m:t>.</m:t>
+                </m:r>
+              </m:oMath>
+            </m:oMathPara>
+          </w:p>
+          <w:bookmarkEnd w:id="14"/>
+        </w:tc>
+      </w:tr>
+    </w:tbl>
     <w:p>
       <w:pPr>
         <w:pStyle w:val="FirstParagraph"/>
       </w:pPr>
       <w:r>
-        <w:t xml:space="preserve">This is the</w:t>
-      </w:r>
-      <w:r>
-        <w:t xml:space="preserve"> </w:t>
-      </w:r>
-      <w:r>
-        <w:rPr>
-          <w:b/>
-          <w:bCs/>
-        </w:rPr>
-        <w:t xml:space="preserve">Wald estimator</w:t>
-      </w:r>
-      <w:r>
-        <w:t xml:space="preserve"> </w:t>
-      </w:r>
-      <w:r>
-        <w:t xml:space="preserve">or</w:t>
-      </w:r>
-      <w:r>
-        <w:t xml:space="preserve"> </w:t>
-      </w:r>
-      <w:r>
-        <w:rPr>
-          <w:b/>
-          <w:bCs/>
-        </w:rPr>
-        <w:t xml:space="preserve">ratio estimator</w:t>
-      </w:r>
+        <w:rPr>
+          <w:b/>
+          <w:bCs/>
+        </w:rPr>
+        <w:t xml:space="preserve">Interpretation</w:t>
+      </w:r>
+      <w:r>
+        <w:t xml:space="preserve">: The effect of</w:t>
+      </w:r>
+      <w:r>
+        <w:t xml:space="preserve"> </w:t>
+      </w:r>
+      <m:oMath>
+        <m:r>
+          <m:t>Z</m:t>
+        </m:r>
+      </m:oMath>
+      <w:r>
+        <w:t xml:space="preserve"> </w:t>
+      </w:r>
+      <w:r>
+        <w:t xml:space="preserve">on</w:t>
+      </w:r>
+      <w:r>
+        <w:t xml:space="preserve"> </w:t>
+      </w:r>
+      <m:oMath>
+        <m:r>
+          <m:t>Y</m:t>
+        </m:r>
+      </m:oMath>
+      <w:r>
+        <w:t xml:space="preserve">, divided by the effect of</w:t>
+      </w:r>
+      <w:r>
+        <w:t xml:space="preserve"> </w:t>
+      </w:r>
+      <m:oMath>
+        <m:r>
+          <m:t>Z</m:t>
+        </m:r>
+      </m:oMath>
+      <w:r>
+        <w:t xml:space="preserve"> </w:t>
+      </w:r>
+      <w:r>
+        <w:t xml:space="preserve">on</w:t>
+      </w:r>
+      <w:r>
+        <w:t xml:space="preserve"> </w:t>
+      </w:r>
+      <m:oMath>
+        <m:r>
+          <m:t>A</m:t>
+        </m:r>
+      </m:oMath>
       <w:r>
         <w:t xml:space="preserve">.</w:t>
       </w:r>
     </w:p>
-    <w:p>
-      <w:pPr>
-        <w:pStyle w:val="BodyText"/>
-      </w:pPr>
-      <w:r>
-        <w:rPr>
-          <w:b/>
-          <w:bCs/>
-        </w:rPr>
-        <w:t xml:space="preserve">Interpretation</w:t>
-      </w:r>
-      <w:r>
-        <w:t xml:space="preserve">: The effect of</w:t>
-      </w:r>
-      <w:r>
-        <w:t xml:space="preserve"> </w:t>
-      </w:r>
-      <m:oMath>
-        <m:r>
-          <m:t>Z</m:t>
-        </m:r>
-      </m:oMath>
-      <w:r>
-        <w:t xml:space="preserve"> </w:t>
-      </w:r>
-      <w:r>
-        <w:t xml:space="preserve">on</w:t>
-      </w:r>
-      <w:r>
-        <w:t xml:space="preserve"> </w:t>
-      </w:r>
-      <m:oMath>
-        <m:r>
-          <m:t>Y</m:t>
-        </m:r>
-      </m:oMath>
-      <w:r>
-        <w:t xml:space="preserve">, divided by the effect of</w:t>
-      </w:r>
-      <w:r>
-        <w:t xml:space="preserve"> </w:t>
-      </w:r>
-      <m:oMath>
-        <m:r>
-          <m:t>Z</m:t>
-        </m:r>
-      </m:oMath>
-      <w:r>
-        <w:t xml:space="preserve"> </w:t>
-      </w:r>
-      <w:r>
-        <w:t xml:space="preserve">on</w:t>
-      </w:r>
-      <w:r>
-        <w:t xml:space="preserve"> </w:t>
-      </w:r>
-      <m:oMath>
-        <m:r>
-          <m:t>A</m:t>
-        </m:r>
-      </m:oMath>
-      <w:r>
-        <w:t xml:space="preserve">.</w:t>
-      </w:r>
-    </w:p>
-    <w:bookmarkEnd w:id="14"/>
-    <w:bookmarkStart w:id="15" w:name="why-this-works"/>
+    <w:bookmarkEnd w:id="15"/>
+    <w:bookmarkStart w:id="16" w:name="why-this-works"/>
     <w:p>
       <w:pPr>
         <w:pStyle w:val="Heading3"/>
@@ -2624,8 +2689,8 @@
         <w:t xml:space="preserve">without measuring all confounders.</w:t>
       </w:r>
     </w:p>
-    <w:bookmarkEnd w:id="15"/>
-    <w:bookmarkStart w:id="16" w:name="example-randomized-encouragement"/>
+    <w:bookmarkEnd w:id="16"/>
+    <w:bookmarkStart w:id="17" w:name="example-randomized-encouragement"/>
     <w:p>
       <w:pPr>
         <w:pStyle w:val="Heading3"/>
@@ -2918,9 +2983,9 @@
         <w:t xml:space="preserve">Effect of exercise on health (in a subgroup) is 20 points.</w:t>
       </w:r>
     </w:p>
-    <w:bookmarkEnd w:id="16"/>
     <w:bookmarkEnd w:id="17"/>
-    <w:bookmarkStart w:id="23" w:name="Xb9ca627efd3e8d76dea59a81533d3a9d9c14a24"/>
+    <w:bookmarkEnd w:id="18"/>
+    <w:bookmarkStart w:id="25" w:name="Xb9ca627efd3e8d76dea59a81533d3a9d9c14a24"/>
     <w:p>
       <w:pPr>
         <w:pStyle w:val="Heading2"/>
@@ -2944,7 +3009,7 @@
         <w:t xml:space="preserve">IV estimation is like an imperfect randomized experiment.</w:t>
       </w:r>
     </w:p>
-    <w:bookmarkStart w:id="18" w:name="perfect-compliance"/>
+    <w:bookmarkStart w:id="19" w:name="perfect-compliance"/>
     <w:p>
       <w:pPr>
         <w:pStyle w:val="Heading3"/>
@@ -3002,8 +3067,8 @@
         <w:t xml:space="preserve">This is just a standard randomized experiment</w:t>
       </w:r>
     </w:p>
-    <w:bookmarkEnd w:id="18"/>
-    <w:bookmarkStart w:id="19" w:name="imperfect-compliance"/>
+    <w:bookmarkEnd w:id="19"/>
+    <w:bookmarkStart w:id="20" w:name="imperfect-compliance"/>
     <w:p>
       <w:pPr>
         <w:pStyle w:val="Heading3"/>
@@ -3083,8 +3148,8 @@
         <w:t xml:space="preserve">Not the average effect in the full population</w:t>
       </w:r>
     </w:p>
-    <w:bookmarkEnd w:id="19"/>
-    <w:bookmarkStart w:id="21" w:name="compliance-types"/>
+    <w:bookmarkEnd w:id="20"/>
+    <w:bookmarkStart w:id="22" w:name="compliance-types"/>
     <w:p>
       <w:pPr>
         <w:pStyle w:val="Heading3"/>
@@ -3127,7 +3192,7 @@
               <w:spacing w:before="16" w:after="64"/>
             </w:pPr>
           </w:p>
-          <w:bookmarkStart w:id="20" w:name="def-compliance-types"/>
+          <w:bookmarkStart w:id="21" w:name="def-compliance-types"/>
           <w:p>
             <w:pPr>
               <w:pStyle w:val="BodyText"/>
@@ -3137,7 +3202,7 @@
                 <w:b/>
                 <w:bCs/>
               </w:rPr>
-              <w:t xml:space="preserve">Definition 2 (Principal Strata)</w:t>
+              <w:t xml:space="preserve">Definition 3 (Principal Strata)</w:t>
             </w:r>
             <w:r>
               <w:t xml:space="preserve"> </w:t>
@@ -3627,7 +3692,7 @@
               <w:t xml:space="preserve">(do opposite of instrument)</w:t>
             </w:r>
           </w:p>
-          <w:bookmarkEnd w:id="20"/>
+          <w:bookmarkEnd w:id="21"/>
         </w:tc>
       </w:tr>
     </w:tbl>
@@ -3729,8 +3794,8 @@
         <w:t xml:space="preserve">(LATE = local average treatment effect).</w:t>
       </w:r>
     </w:p>
-    <w:bookmarkEnd w:id="21"/>
-    <w:bookmarkStart w:id="22" w:name="local-average-treatment-effect-late"/>
+    <w:bookmarkEnd w:id="22"/>
+    <w:bookmarkStart w:id="24" w:name="local-average-treatment-effect-late"/>
     <w:p>
       <w:pPr>
         <w:pStyle w:val="Heading3"/>
@@ -3739,136 +3804,196 @@
         <w:t xml:space="preserve">3.4 Local Average Treatment Effect (LATE)</w:t>
       </w:r>
     </w:p>
-    <w:p>
-      <w:pPr>
-        <w:pStyle w:val="FirstParagraph"/>
-      </w:pPr>
-      <w:r>
-        <w:t xml:space="preserve">Under IV conditions plus monotonicity:</w:t>
-      </w:r>
-    </w:p>
+    <w:tbl>
+      <w:tblPr>
+        <w:tblStyle w:val="Table"/>
+        <w:tblInd w:w="164" w:type="dxa"/>
+        <w:tblBorders>
+          <w:left w:val="single" w:sz="24" w:space="0" w:color="909090"/>
+        </w:tblBorders>
+        <w:tblCellMar>
+          <w:left w:w="0" w:type="dxa"/>
+          <w:right w:w="0" w:type="dxa"/>
+        </w:tblCellMar>
+        <w:tblLook w:firstRow="0" w:lastRow="0" w:firstColumn="0" w:lastColumn="0" w:noHBand="0" w:noVBand="0" w:val="0000"/>
+      </w:tblPr>
+      <w:tblGrid>
+        <w:gridCol w:w="7920"/>
+      </w:tblGrid>
+      <w:tr>
+        <w:trPr>
+          <w:cantSplit/>
+        </w:trPr>
+        <w:tc>
+          <w:tcPr>
+            <w:tcMar>
+              <w:left w:w="144" w:type="dxa"/>
+            </w:tcMar>
+          </w:tcPr>
+          <w:p>
+            <w:pPr>
+              <w:pStyle w:val="FirstParagraph"/>
+            </w:pPr>
+            <w:pPr>
+              <w:spacing w:before="16" w:after="64"/>
+            </w:pPr>
+          </w:p>
+          <w:bookmarkStart w:id="23" w:name="def-late"/>
+          <w:p>
+            <w:pPr>
+              <w:pStyle w:val="BodyText"/>
+            </w:pPr>
+            <w:r>
+              <w:rPr>
+                <w:b/>
+                <w:bCs/>
+              </w:rPr>
+              <w:t xml:space="preserve">Definition 4 (Local Average Treatment Effect (LATE))</w:t>
+            </w:r>
+            <w:r>
+              <w:t xml:space="preserve"> </w:t>
+            </w:r>
+            <w:r>
+              <w:t xml:space="preserve">Under the IV conditions plus monotonicity, the IV estimand equals</w:t>
+            </w:r>
+          </w:p>
+          <w:p>
+            <w:pPr>
+              <w:pStyle w:val="BodyText"/>
+            </w:pPr>
+            <m:oMathPara>
+              <m:oMathParaPr>
+                <m:jc m:val="center"/>
+              </m:oMathParaPr>
+              <m:oMath>
+                <m:r>
+                  <m:rPr>
+                    <m:nor/>
+                    <m:sty m:val="p"/>
+                  </m:rPr>
+                  <m:t>E</m:t>
+                </m:r>
+                <m:d>
+                  <m:dPr>
+                    <m:begChr m:val="["/>
+                    <m:sepChr m:val=""/>
+                    <m:endChr m:val="]"/>
+                    <m:grow/>
+                  </m:dPr>
+                  <m:e>
+                    <m:sSup>
+                      <m:e>
+                        <m:r>
+                          <m:t>Y</m:t>
+                        </m:r>
+                      </m:e>
+                      <m:sup>
+                        <m:r>
+                          <m:t>a</m:t>
+                        </m:r>
+                        <m:r>
+                          <m:rPr>
+                            <m:sty m:val="p"/>
+                          </m:rPr>
+                          <m:t>=</m:t>
+                        </m:r>
+                        <m:r>
+                          <m:t>1</m:t>
+                        </m:r>
+                      </m:sup>
+                    </m:sSup>
+                    <m:r>
+                      <m:rPr>
+                        <m:sty m:val="p"/>
+                      </m:rPr>
+                      <m:t>−</m:t>
+                    </m:r>
+                    <m:sSup>
+                      <m:e>
+                        <m:r>
+                          <m:t>Y</m:t>
+                        </m:r>
+                      </m:e>
+                      <m:sup>
+                        <m:r>
+                          <m:t>a</m:t>
+                        </m:r>
+                        <m:r>
+                          <m:rPr>
+                            <m:sty m:val="p"/>
+                          </m:rPr>
+                          <m:t>=</m:t>
+                        </m:r>
+                        <m:r>
+                          <m:t>0</m:t>
+                        </m:r>
+                      </m:sup>
+                    </m:sSup>
+                    <m:r>
+                      <m:rPr>
+                        <m:sty m:val="p"/>
+                      </m:rPr>
+                      <m:t>∣</m:t>
+                    </m:r>
+                    <m:r>
+                      <m:rPr>
+                        <m:nor/>
+                        <m:sty m:val="p"/>
+                      </m:rPr>
+                      <m:t>Complier</m:t>
+                    </m:r>
+                  </m:e>
+                </m:d>
+                <m:r>
+                  <m:rPr>
+                    <m:sty m:val="p"/>
+                  </m:rPr>
+                  <m:t>,</m:t>
+                </m:r>
+              </m:oMath>
+            </m:oMathPara>
+          </w:p>
+          <w:p>
+            <w:pPr>
+              <w:pStyle w:val="FirstParagraph"/>
+            </w:pPr>
+            <w:r>
+              <w:t xml:space="preserve">the</w:t>
+            </w:r>
+            <w:r>
+              <w:t xml:space="preserve"> </w:t>
+            </w:r>
+            <w:r>
+              <w:rPr>
+                <w:b/>
+                <w:bCs/>
+              </w:rPr>
+              <w:t xml:space="preserve">local average treatment effect (LATE)</w:t>
+            </w:r>
+            <w:r>
+              <w:t xml:space="preserve"> </w:t>
+            </w:r>
+            <w:r>
+              <w:t xml:space="preserve">— the average causal effect in compliers, not in the full population.</w:t>
+            </w:r>
+          </w:p>
+          <w:bookmarkEnd w:id="23"/>
+        </w:tc>
+      </w:tr>
+    </w:tbl>
     <w:p>
       <w:pPr>
         <w:pStyle w:val="BodyText"/>
       </w:pPr>
-      <m:oMathPara>
-        <m:oMathParaPr>
-          <m:jc m:val="center"/>
-        </m:oMathParaPr>
-        <m:oMath>
-          <m:r>
-            <m:rPr>
-              <m:nor/>
-              <m:sty m:val="p"/>
-            </m:rPr>
-            <m:t>IV estimand</m:t>
-          </m:r>
-          <m:r>
-            <m:rPr>
-              <m:sty m:val="p"/>
-            </m:rPr>
-            <m:t>=</m:t>
-          </m:r>
-          <m:r>
-            <m:rPr>
-              <m:nor/>
-              <m:sty m:val="p"/>
-            </m:rPr>
-            <m:t>E</m:t>
-          </m:r>
-          <m:d>
-            <m:dPr>
-              <m:begChr m:val="["/>
-              <m:sepChr m:val=""/>
-              <m:endChr m:val="]"/>
-              <m:grow/>
-            </m:dPr>
-            <m:e>
-              <m:sSup>
-                <m:e>
-                  <m:r>
-                    <m:t>Y</m:t>
-                  </m:r>
-                </m:e>
-                <m:sup>
-                  <m:r>
-                    <m:t>a</m:t>
-                  </m:r>
-                  <m:r>
-                    <m:rPr>
-                      <m:sty m:val="p"/>
-                    </m:rPr>
-                    <m:t>=</m:t>
-                  </m:r>
-                  <m:r>
-                    <m:t>1</m:t>
-                  </m:r>
-                </m:sup>
-              </m:sSup>
-              <m:r>
-                <m:rPr>
-                  <m:sty m:val="p"/>
-                </m:rPr>
-                <m:t>−</m:t>
-              </m:r>
-              <m:sSup>
-                <m:e>
-                  <m:r>
-                    <m:t>Y</m:t>
-                  </m:r>
-                </m:e>
-                <m:sup>
-                  <m:r>
-                    <m:t>a</m:t>
-                  </m:r>
-                  <m:r>
-                    <m:rPr>
-                      <m:sty m:val="p"/>
-                    </m:rPr>
-                    <m:t>=</m:t>
-                  </m:r>
-                  <m:r>
-                    <m:t>0</m:t>
-                  </m:r>
-                </m:sup>
-              </m:sSup>
-              <m:r>
-                <m:rPr>
-                  <m:sty m:val="p"/>
-                </m:rPr>
-                <m:t>∣</m:t>
-              </m:r>
-              <m:r>
-                <m:rPr>
-                  <m:nor/>
-                  <m:sty m:val="p"/>
-                </m:rPr>
-                <m:t>Complier</m:t>
-              </m:r>
-            </m:e>
-          </m:d>
-        </m:oMath>
-      </m:oMathPara>
-    </w:p>
-    <w:p>
-      <w:pPr>
-        <w:pStyle w:val="FirstParagraph"/>
-      </w:pPr>
-      <w:r>
-        <w:t xml:space="preserve">This is the</w:t>
-      </w:r>
-      <w:r>
-        <w:t xml:space="preserve"> </w:t>
-      </w:r>
-      <w:r>
-        <w:rPr>
-          <w:b/>
-          <w:bCs/>
-        </w:rPr>
-        <w:t xml:space="preserve">average causal effect in compliers</w:t>
-      </w:r>
-      <w:r>
-        <w:t xml:space="preserve">, not in the full population.</w:t>
+      <w:r>
+        <w:rPr>
+          <w:b/>
+          <w:bCs/>
+        </w:rPr>
+        <w:t xml:space="preserve">Interpretation</w:t>
+      </w:r>
+      <w:r>
+        <w:t xml:space="preserve">: IV tells us the effect of treatment for those who would comply with the instrument.</w:t>
       </w:r>
     </w:p>
     <w:p>
@@ -3880,30 +4005,15 @@
           <w:b/>
           <w:bCs/>
         </w:rPr>
-        <w:t xml:space="preserve">Interpretation</w:t>
-      </w:r>
-      <w:r>
-        <w:t xml:space="preserve">: IV tells us the effect of treatment for those who would comply with the instrument.</w:t>
-      </w:r>
-    </w:p>
-    <w:p>
-      <w:pPr>
-        <w:pStyle w:val="BodyText"/>
-      </w:pPr>
-      <w:r>
-        <w:rPr>
-          <w:b/>
-          <w:bCs/>
-        </w:rPr>
         <w:t xml:space="preserve">Limitation</w:t>
       </w:r>
       <w:r>
         <w:t xml:space="preserve">: We don’t know who the compliers are (unobservable principal stratum).</w:t>
       </w:r>
     </w:p>
-    <w:bookmarkEnd w:id="22"/>
-    <w:bookmarkEnd w:id="23"/>
-    <w:bookmarkStart w:id="27" w:name="X42f2bf7c9f068d1e7e4974d785e219af0e15a3c"/>
+    <w:bookmarkEnd w:id="24"/>
+    <w:bookmarkEnd w:id="25"/>
+    <w:bookmarkStart w:id="29" w:name="X42f2bf7c9f068d1e7e4974d785e219af0e15a3c"/>
     <w:p>
       <w:pPr>
         <w:pStyle w:val="Heading2"/>
@@ -3937,19 +4047,21 @@
         <w:t xml:space="preserve">is the most common IV method for continuous outcomes.</w:t>
       </w:r>
     </w:p>
-    <w:bookmarkStart w:id="24" w:name="sls-algorithm"/>
-    <w:p>
-      <w:pPr>
-        <w:pStyle w:val="Heading3"/>
-      </w:pPr>
-      <w:r>
-        <w:t xml:space="preserve">4.1 2SLS Algorithm</w:t>
-      </w:r>
-    </w:p>
-    <w:p>
-      <w:pPr>
-        <w:pStyle w:val="FirstParagraph"/>
-      </w:pPr>
+    <w:bookmarkStart w:id="26" w:name="alg-2sls"/>
+    <w:p>
+      <w:pPr>
+        <w:pStyle w:val="BodyText"/>
+      </w:pPr>
+      <w:r>
+        <w:rPr>
+          <w:b/>
+          <w:bCs/>
+        </w:rPr>
+        <w:t xml:space="preserve">Algorithm 1 (Two-Stage Least Squares (2SLS))</w:t>
+      </w:r>
+      <w:r>
+        <w:t xml:space="preserve"> </w:t>
+      </w:r>
       <w:r>
         <w:rPr>
           <w:b/>
@@ -4295,14 +4407,14 @@
         <w:t xml:space="preserve">is the 2SLS estimate of the causal effect.</w:t>
       </w:r>
     </w:p>
-    <w:bookmarkEnd w:id="24"/>
-    <w:bookmarkStart w:id="25" w:name="why-this-works-1"/>
+    <w:bookmarkEnd w:id="26"/>
+    <w:bookmarkStart w:id="27" w:name="why-this-works-1"/>
     <w:p>
       <w:pPr>
         <w:pStyle w:val="Heading3"/>
       </w:pPr>
       <w:r>
-        <w:t xml:space="preserve">4.2 Why This Works</w:t>
+        <w:t xml:space="preserve">4.1 Why This Works</w:t>
       </w:r>
     </w:p>
     <w:p>
@@ -4580,14 +4692,14 @@
         <w:t xml:space="preserve">ivregress 2sls</w:t>
       </w:r>
     </w:p>
-    <w:bookmarkEnd w:id="25"/>
-    <w:bookmarkStart w:id="26" w:name="including-covariates"/>
+    <w:bookmarkEnd w:id="27"/>
+    <w:bookmarkStart w:id="28" w:name="including-covariates"/>
     <w:p>
       <w:pPr>
         <w:pStyle w:val="Heading3"/>
       </w:pPr>
       <w:r>
-        <w:t xml:space="preserve">4.3 Including Covariates</w:t>
+        <w:t xml:space="preserve">4.2 Including Covariates</w:t>
       </w:r>
     </w:p>
     <w:p>
@@ -4974,9 +5086,9 @@
         <w:t xml:space="preserve">can improve efficiency even if not necessary for identification.</w:t>
       </w:r>
     </w:p>
-    <w:bookmarkEnd w:id="26"/>
-    <w:bookmarkEnd w:id="27"/>
-    <w:bookmarkStart w:id="30" w:name="Xf483f7ce66dfd780266ad5a05836512073b6223"/>
+    <w:bookmarkEnd w:id="28"/>
+    <w:bookmarkEnd w:id="29"/>
+    <w:bookmarkStart w:id="33" w:name="Xf483f7ce66dfd780266ad5a05836512073b6223"/>
     <w:p>
       <w:pPr>
         <w:pStyle w:val="Heading2"/>
@@ -5000,7 +5112,7 @@
         <w:t xml:space="preserve">IV estimation can be combined with adjustment for measured confounders.</w:t>
       </w:r>
     </w:p>
-    <w:bookmarkStart w:id="28" w:name="two-scenarios"/>
+    <w:bookmarkStart w:id="30" w:name="two-scenarios"/>
     <w:p>
       <w:pPr>
         <w:pStyle w:val="Heading3"/>
@@ -5217,8 +5329,8 @@
         <w:t xml:space="preserve">Use conditional IV methods</w:t>
       </w:r>
     </w:p>
-    <w:bookmarkEnd w:id="28"/>
-    <w:bookmarkStart w:id="29" w:name="conditional-iv-estimation"/>
+    <w:bookmarkEnd w:id="30"/>
+    <w:bookmarkStart w:id="32" w:name="conditional-iv-estimation"/>
     <w:p>
       <w:pPr>
         <w:pStyle w:val="Heading3"/>
@@ -5227,226 +5339,337 @@
         <w:t xml:space="preserve">5.2 Conditional IV Estimation</w:t>
       </w:r>
     </w:p>
-    <w:p>
-      <w:pPr>
-        <w:pStyle w:val="FirstParagraph"/>
-      </w:pPr>
-      <w:r>
-        <w:rPr>
-          <w:b/>
-          <w:bCs/>
-        </w:rPr>
-        <w:t xml:space="preserve">Modified IV conditions</w:t>
-      </w:r>
-      <w:r>
-        <w:t xml:space="preserve">:</w:t>
-      </w:r>
-    </w:p>
-    <w:p>
-      <w:pPr>
-        <w:pStyle w:val="Compact"/>
-        <w:numPr>
-          <w:ilvl w:val="0"/>
-          <w:numId w:val="1019"/>
-        </w:numPr>
-      </w:pPr>
-      <w:r>
-        <w:rPr>
-          <w:b/>
-          <w:bCs/>
-        </w:rPr>
-        <w:t xml:space="preserve">Conditional relevance</w:t>
-      </w:r>
-      <w:r>
-        <w:t xml:space="preserve">:</w:t>
-      </w:r>
-      <w:r>
-        <w:t xml:space="preserve"> </w:t>
-      </w:r>
-      <m:oMath>
-        <m:r>
-          <m:t>Z</m:t>
-        </m:r>
-        <m:box>
-          <m:boxPr>
-            <m:opEmu m:val="on"/>
-          </m:boxPr>
-          <m:e>
-            <m:r>
-              <m:rPr>
-                <m:sty m:val="p"/>
-              </m:rPr>
-              <m:t>⟂̸</m:t>
-            </m:r>
-          </m:e>
-        </m:box>
-        <m:r>
-          <m:t>​</m:t>
-        </m:r>
-        <m:r>
-          <m:t>​</m:t>
-        </m:r>
-        <m:r>
-          <m:t>​</m:t>
-        </m:r>
-        <m:r>
-          <m:rPr>
-            <m:sty m:val="p"/>
-          </m:rPr>
-          <m:t>⟂</m:t>
-        </m:r>
-        <m:r>
-          <m:t>A</m:t>
-        </m:r>
-        <m:r>
-          <m:rPr>
-            <m:sty m:val="p"/>
-          </m:rPr>
-          <m:t>∣</m:t>
-        </m:r>
-        <m:r>
-          <m:t>L</m:t>
-        </m:r>
-      </m:oMath>
-    </w:p>
-    <w:p>
-      <w:pPr>
-        <w:pStyle w:val="Compact"/>
-        <w:numPr>
-          <w:ilvl w:val="0"/>
-          <w:numId w:val="1019"/>
-        </w:numPr>
-      </w:pPr>
-      <w:r>
-        <w:rPr>
-          <w:b/>
-          <w:bCs/>
-        </w:rPr>
-        <w:t xml:space="preserve">Conditional exchangeability</w:t>
-      </w:r>
-      <w:r>
-        <w:t xml:space="preserve">:</w:t>
-      </w:r>
-      <w:r>
-        <w:t xml:space="preserve"> </w:t>
-      </w:r>
-      <m:oMath>
-        <m:sSup>
-          <m:e>
-            <m:r>
-              <m:t>Y</m:t>
-            </m:r>
-          </m:e>
-          <m:sup>
-            <m:r>
-              <m:t>a</m:t>
-            </m:r>
-          </m:sup>
-        </m:sSup>
-        <m:r>
-          <m:rPr>
-            <m:sty m:val="p"/>
-          </m:rPr>
-          <m:t>⟂</m:t>
-        </m:r>
-        <m:r>
-          <m:t>​</m:t>
-        </m:r>
-        <m:r>
-          <m:t>​</m:t>
-        </m:r>
-        <m:r>
-          <m:t>​</m:t>
-        </m:r>
-        <m:r>
-          <m:rPr>
-            <m:sty m:val="p"/>
-          </m:rPr>
-          <m:t>⟂</m:t>
-        </m:r>
-        <m:r>
-          <m:t>Z</m:t>
-        </m:r>
-        <m:r>
-          <m:rPr>
-            <m:sty m:val="p"/>
-          </m:rPr>
-          <m:t>∣</m:t>
-        </m:r>
-        <m:r>
-          <m:t>L</m:t>
-        </m:r>
-      </m:oMath>
-    </w:p>
-    <w:p>
-      <w:pPr>
-        <w:pStyle w:val="Compact"/>
-        <w:numPr>
-          <w:ilvl w:val="0"/>
-          <w:numId w:val="1019"/>
-        </w:numPr>
-      </w:pPr>
-      <w:r>
-        <w:rPr>
-          <w:b/>
-          <w:bCs/>
-        </w:rPr>
-        <w:t xml:space="preserve">Exclusion restriction</w:t>
-      </w:r>
-      <w:r>
-        <w:t xml:space="preserve">:</w:t>
-      </w:r>
-      <w:r>
-        <w:t xml:space="preserve"> </w:t>
-      </w:r>
-      <m:oMath>
-        <m:sSup>
-          <m:e>
-            <m:r>
-              <m:t>Y</m:t>
-            </m:r>
-          </m:e>
-          <m:sup>
-            <m:r>
-              <m:t>a</m:t>
-            </m:r>
-            <m:r>
-              <m:rPr>
-                <m:sty m:val="p"/>
-              </m:rPr>
-              <m:t>,</m:t>
-            </m:r>
-            <m:r>
-              <m:t>z</m:t>
-            </m:r>
-          </m:sup>
-        </m:sSup>
-        <m:r>
-          <m:rPr>
-            <m:sty m:val="p"/>
-          </m:rPr>
-          <m:t>=</m:t>
-        </m:r>
-        <m:sSup>
-          <m:e>
-            <m:r>
-              <m:t>Y</m:t>
-            </m:r>
-          </m:e>
-          <m:sup>
-            <m:r>
-              <m:t>a</m:t>
-            </m:r>
-          </m:sup>
-        </m:sSup>
-      </m:oMath>
-      <w:r>
-        <w:t xml:space="preserve"> </w:t>
-      </w:r>
-      <w:r>
-        <w:t xml:space="preserve">(still unconditional)</w:t>
-      </w:r>
-    </w:p>
+    <w:tbl>
+      <w:tblPr>
+        <w:tblStyle w:val="Table"/>
+        <w:tblInd w:w="164" w:type="dxa"/>
+        <w:tblBorders>
+          <w:left w:val="single" w:sz="24" w:space="0" w:color="909090"/>
+        </w:tblBorders>
+        <w:tblCellMar>
+          <w:left w:w="0" w:type="dxa"/>
+          <w:right w:w="0" w:type="dxa"/>
+        </w:tblCellMar>
+        <w:tblLook w:firstRow="0" w:lastRow="0" w:firstColumn="0" w:lastColumn="0" w:noHBand="0" w:noVBand="0" w:val="0000"/>
+      </w:tblPr>
+      <w:tblGrid>
+        <w:gridCol w:w="7920"/>
+      </w:tblGrid>
+      <w:tr>
+        <w:trPr>
+          <w:cantSplit/>
+        </w:trPr>
+        <w:tc>
+          <w:tcPr>
+            <w:tcMar>
+              <w:left w:w="144" w:type="dxa"/>
+            </w:tcMar>
+          </w:tcPr>
+          <w:p>
+            <w:pPr>
+              <w:pStyle w:val="FirstParagraph"/>
+            </w:pPr>
+            <w:pPr>
+              <w:spacing w:before="16" w:after="64"/>
+            </w:pPr>
+          </w:p>
+          <w:bookmarkStart w:id="31" w:name="def-conditional-iv"/>
+          <w:p>
+            <w:pPr>
+              <w:pStyle w:val="BodyText"/>
+            </w:pPr>
+            <w:r>
+              <w:rPr>
+                <w:b/>
+                <w:bCs/>
+              </w:rPr>
+              <w:t xml:space="preserve">Definition 5 (Conditional Instrumental Variable)</w:t>
+            </w:r>
+            <w:r>
+              <w:t xml:space="preserve"> </w:t>
+            </w:r>
+            <w:r>
+              <w:t xml:space="preserve">Given measured covariates</w:t>
+            </w:r>
+            <w:r>
+              <w:t xml:space="preserve"> </w:t>
+            </w:r>
+            <m:oMath>
+              <m:r>
+                <m:t>L</m:t>
+              </m:r>
+            </m:oMath>
+            <w:r>
+              <w:t xml:space="preserve">,</w:t>
+            </w:r>
+            <w:r>
+              <w:t xml:space="preserve"> </w:t>
+            </w:r>
+            <m:oMath>
+              <m:r>
+                <m:t>Z</m:t>
+              </m:r>
+            </m:oMath>
+            <w:r>
+              <w:t xml:space="preserve"> </w:t>
+            </w:r>
+            <w:r>
+              <w:t xml:space="preserve">is a</w:t>
+            </w:r>
+            <w:r>
+              <w:t xml:space="preserve"> </w:t>
+            </w:r>
+            <w:r>
+              <w:rPr>
+                <w:b/>
+                <w:bCs/>
+              </w:rPr>
+              <w:t xml:space="preserve">conditional instrumental variable</w:t>
+            </w:r>
+            <w:r>
+              <w:t xml:space="preserve"> </w:t>
+            </w:r>
+            <w:r>
+              <w:t xml:space="preserve">for the effect of</w:t>
+            </w:r>
+            <w:r>
+              <w:t xml:space="preserve"> </w:t>
+            </w:r>
+            <m:oMath>
+              <m:r>
+                <m:t>A</m:t>
+              </m:r>
+            </m:oMath>
+            <w:r>
+              <w:t xml:space="preserve"> </w:t>
+            </w:r>
+            <w:r>
+              <w:t xml:space="preserve">on</w:t>
+            </w:r>
+            <w:r>
+              <w:t xml:space="preserve"> </w:t>
+            </w:r>
+            <m:oMath>
+              <m:r>
+                <m:t>Y</m:t>
+              </m:r>
+            </m:oMath>
+            <w:r>
+              <w:t xml:space="preserve"> </w:t>
+            </w:r>
+            <w:r>
+              <w:t xml:space="preserve">if:</w:t>
+            </w:r>
+          </w:p>
+          <w:p>
+            <w:pPr>
+              <w:pStyle w:val="Compact"/>
+              <w:numPr>
+                <w:ilvl w:val="0"/>
+                <w:numId w:val="1019"/>
+              </w:numPr>
+            </w:pPr>
+            <w:r>
+              <w:rPr>
+                <w:b/>
+                <w:bCs/>
+              </w:rPr>
+              <w:t xml:space="preserve">Conditional relevance</w:t>
+            </w:r>
+            <w:r>
+              <w:t xml:space="preserve">:</w:t>
+            </w:r>
+            <w:r>
+              <w:t xml:space="preserve"> </w:t>
+            </w:r>
+            <m:oMath>
+              <m:r>
+                <m:t>Z</m:t>
+              </m:r>
+              <m:box>
+                <m:boxPr>
+                  <m:opEmu m:val="on"/>
+                </m:boxPr>
+                <m:e>
+                  <m:r>
+                    <m:rPr>
+                      <m:sty m:val="p"/>
+                    </m:rPr>
+                    <m:t>⟂̸</m:t>
+                  </m:r>
+                </m:e>
+              </m:box>
+              <m:r>
+                <m:t>​</m:t>
+              </m:r>
+              <m:r>
+                <m:t>​</m:t>
+              </m:r>
+              <m:r>
+                <m:t>​</m:t>
+              </m:r>
+              <m:r>
+                <m:rPr>
+                  <m:sty m:val="p"/>
+                </m:rPr>
+                <m:t>⟂</m:t>
+              </m:r>
+              <m:r>
+                <m:t>A</m:t>
+              </m:r>
+              <m:r>
+                <m:rPr>
+                  <m:sty m:val="p"/>
+                </m:rPr>
+                <m:t>∣</m:t>
+              </m:r>
+              <m:r>
+                <m:t>L</m:t>
+              </m:r>
+            </m:oMath>
+          </w:p>
+          <w:p>
+            <w:pPr>
+              <w:pStyle w:val="Compact"/>
+              <w:numPr>
+                <w:ilvl w:val="0"/>
+                <w:numId w:val="1019"/>
+              </w:numPr>
+            </w:pPr>
+            <w:r>
+              <w:rPr>
+                <w:b/>
+                <w:bCs/>
+              </w:rPr>
+              <w:t xml:space="preserve">Conditional exchangeability</w:t>
+            </w:r>
+            <w:r>
+              <w:t xml:space="preserve">:</w:t>
+            </w:r>
+            <w:r>
+              <w:t xml:space="preserve"> </w:t>
+            </w:r>
+            <m:oMath>
+              <m:sSup>
+                <m:e>
+                  <m:r>
+                    <m:t>Y</m:t>
+                  </m:r>
+                </m:e>
+                <m:sup>
+                  <m:r>
+                    <m:t>a</m:t>
+                  </m:r>
+                </m:sup>
+              </m:sSup>
+              <m:r>
+                <m:rPr>
+                  <m:sty m:val="p"/>
+                </m:rPr>
+                <m:t>⟂</m:t>
+              </m:r>
+              <m:r>
+                <m:t>​</m:t>
+              </m:r>
+              <m:r>
+                <m:t>​</m:t>
+              </m:r>
+              <m:r>
+                <m:t>​</m:t>
+              </m:r>
+              <m:r>
+                <m:rPr>
+                  <m:sty m:val="p"/>
+                </m:rPr>
+                <m:t>⟂</m:t>
+              </m:r>
+              <m:r>
+                <m:t>Z</m:t>
+              </m:r>
+              <m:r>
+                <m:rPr>
+                  <m:sty m:val="p"/>
+                </m:rPr>
+                <m:t>∣</m:t>
+              </m:r>
+              <m:r>
+                <m:t>L</m:t>
+              </m:r>
+            </m:oMath>
+          </w:p>
+          <w:p>
+            <w:pPr>
+              <w:pStyle w:val="Compact"/>
+              <w:numPr>
+                <w:ilvl w:val="0"/>
+                <w:numId w:val="1019"/>
+              </w:numPr>
+            </w:pPr>
+            <w:r>
+              <w:rPr>
+                <w:b/>
+                <w:bCs/>
+              </w:rPr>
+              <w:t xml:space="preserve">Exclusion restriction</w:t>
+            </w:r>
+            <w:r>
+              <w:t xml:space="preserve">:</w:t>
+            </w:r>
+            <w:r>
+              <w:t xml:space="preserve"> </w:t>
+            </w:r>
+            <m:oMath>
+              <m:sSup>
+                <m:e>
+                  <m:r>
+                    <m:t>Y</m:t>
+                  </m:r>
+                </m:e>
+                <m:sup>
+                  <m:r>
+                    <m:t>a</m:t>
+                  </m:r>
+                  <m:r>
+                    <m:rPr>
+                      <m:sty m:val="p"/>
+                    </m:rPr>
+                    <m:t>,</m:t>
+                  </m:r>
+                  <m:r>
+                    <m:t>z</m:t>
+                  </m:r>
+                </m:sup>
+              </m:sSup>
+              <m:r>
+                <m:rPr>
+                  <m:sty m:val="p"/>
+                </m:rPr>
+                <m:t>=</m:t>
+              </m:r>
+              <m:sSup>
+                <m:e>
+                  <m:r>
+                    <m:t>Y</m:t>
+                  </m:r>
+                </m:e>
+                <m:sup>
+                  <m:r>
+                    <m:t>a</m:t>
+                  </m:r>
+                </m:sup>
+              </m:sSup>
+            </m:oMath>
+            <w:r>
+              <w:t xml:space="preserve"> </w:t>
+            </w:r>
+            <w:r>
+              <w:t xml:space="preserve">(still unconditional)</w:t>
+            </w:r>
+          </w:p>
+          <w:bookmarkEnd w:id="31"/>
+        </w:tc>
+      </w:tr>
+    </w:tbl>
     <w:p>
       <w:pPr>
         <w:pStyle w:val="FirstParagraph"/>
@@ -5690,9 +5913,9 @@
         <w:t xml:space="preserve">Subject-matter knowledge is crucial for deciding which covariates to include.</w:t>
       </w:r>
     </w:p>
-    <w:bookmarkEnd w:id="29"/>
-    <w:bookmarkEnd w:id="30"/>
-    <w:bookmarkStart w:id="33" w:name="X4c7ab6d8e4bbb86e2d2595b6341c445bad35cd1"/>
+    <w:bookmarkEnd w:id="32"/>
+    <w:bookmarkEnd w:id="33"/>
+    <w:bookmarkStart w:id="36" w:name="X4c7ab6d8e4bbb86e2d2595b6341c445bad35cd1"/>
     <w:p>
       <w:pPr>
         <w:pStyle w:val="Heading2"/>
@@ -5716,7 +5939,7 @@
         <w:t xml:space="preserve">How do IV estimates compare to regression-based estimates?</w:t>
       </w:r>
     </w:p>
-    <w:bookmarkStart w:id="31" w:name="comparison"/>
+    <w:bookmarkStart w:id="34" w:name="comparison"/>
     <w:p>
       <w:pPr>
         <w:pStyle w:val="Heading3"/>
@@ -6079,8 +6302,8 @@
         <w:t xml:space="preserve">Less efficient (larger standard errors)</w:t>
       </w:r>
     </w:p>
-    <w:bookmarkEnd w:id="31"/>
-    <w:bookmarkStart w:id="32" w:name="when-estimates-differ"/>
+    <w:bookmarkEnd w:id="34"/>
+    <w:bookmarkStart w:id="35" w:name="when-estimates-differ"/>
     <w:p>
       <w:pPr>
         <w:pStyle w:val="Heading3"/>
@@ -6290,9 +6513,9 @@
         <w:t xml:space="preserve">Report both estimates with clear statements about assumptions</w:t>
       </w:r>
     </w:p>
-    <w:bookmarkEnd w:id="32"/>
-    <w:bookmarkEnd w:id="33"/>
-    <w:bookmarkStart w:id="38" w:name="X92b7cd567651e3ada5e9defa531de471ddf1d65"/>
+    <w:bookmarkEnd w:id="35"/>
+    <w:bookmarkEnd w:id="36"/>
+    <w:bookmarkStart w:id="41" w:name="X92b7cd567651e3ada5e9defa531de471ddf1d65"/>
     <w:p>
       <w:pPr>
         <w:pStyle w:val="Heading2"/>
@@ -6345,7 +6568,7 @@
         <w:t xml:space="preserve">.</w:t>
       </w:r>
     </w:p>
-    <w:bookmarkStart w:id="34" w:name="challenges-with-survival-outcomes"/>
+    <w:bookmarkStart w:id="37" w:name="challenges-with-survival-outcomes"/>
     <w:p>
       <w:pPr>
         <w:pStyle w:val="Heading3"/>
@@ -6384,8 +6607,8 @@
         <w:t xml:space="preserve">: How do we interpret IV estimates when the outcome is survival time?</w:t>
       </w:r>
     </w:p>
-    <w:bookmarkEnd w:id="34"/>
-    <w:bookmarkStart w:id="36" w:name="survivor-average-causal-effect-sace"/>
+    <w:bookmarkEnd w:id="37"/>
+    <w:bookmarkStart w:id="39" w:name="survivor-average-causal-effect-sace"/>
     <w:p>
       <w:pPr>
         <w:pStyle w:val="Heading3"/>
@@ -6428,7 +6651,7 @@
               <w:spacing w:before="16" w:after="64"/>
             </w:pPr>
           </w:p>
-          <w:bookmarkStart w:id="35" w:name="def-sace"/>
+          <w:bookmarkStart w:id="38" w:name="def-sace"/>
           <w:p>
             <w:pPr>
               <w:pStyle w:val="BodyText"/>
@@ -6438,7 +6661,7 @@
                 <w:b/>
                 <w:bCs/>
               </w:rPr>
-              <w:t xml:space="preserve">Definition 3 (Survivor Average Causal Effect)</w:t>
+              <w:t xml:space="preserve">Definition 6 (Survivor Average Causal Effect)</w:t>
             </w:r>
             <w:r>
               <w:t xml:space="preserve"> </w:t>
@@ -6678,12 +6901,12 @@
               <w:t xml:space="preserve">- those who would survive under both treatment and control.</w:t>
             </w:r>
           </w:p>
-          <w:bookmarkEnd w:id="35"/>
+          <w:bookmarkEnd w:id="38"/>
         </w:tc>
       </w:tr>
     </w:tbl>
-    <w:bookmarkEnd w:id="36"/>
-    <w:bookmarkStart w:id="37" w:name="identification"/>
+    <w:bookmarkEnd w:id="39"/>
+    <w:bookmarkStart w:id="40" w:name="identification"/>
     <w:p>
       <w:pPr>
         <w:pStyle w:val="Heading3"/>
@@ -6920,9 +7143,9 @@
         <w:t xml:space="preserve">These are often hard to justify.</w:t>
       </w:r>
     </w:p>
-    <w:bookmarkEnd w:id="37"/>
-    <w:bookmarkEnd w:id="38"/>
-    <w:bookmarkStart w:id="42" w:name="summary"/>
+    <w:bookmarkEnd w:id="40"/>
+    <w:bookmarkEnd w:id="41"/>
+    <w:bookmarkStart w:id="45" w:name="summary"/>
     <w:p>
       <w:pPr>
         <w:pStyle w:val="Heading2"/>
@@ -8076,8 +8299,8 @@
         <w:t xml:space="preserve">: Part III extends these methods to time-varying treatments, where IV ideas play a role in dealing with time-varying confounding and selection bias.</w:t>
       </w:r>
     </w:p>
-    <w:bookmarkStart w:id="41" w:name="refs"/>
-    <w:bookmarkStart w:id="40" w:name="ref-hernan2020causal"/>
+    <w:bookmarkStart w:id="44" w:name="refs"/>
+    <w:bookmarkStart w:id="43" w:name="ref-hernan2020causal"/>
     <w:p>
       <w:pPr>
         <w:pStyle w:val="Bibliography"/>
@@ -8101,7 +8324,7 @@
       <w:r>
         <w:t xml:space="preserve"> </w:t>
       </w:r>
-      <w:hyperlink r:id="rId39">
+      <w:hyperlink r:id="rId42">
         <w:r>
           <w:rPr>
             <w:rStyle w:val="Hyperlink"/>
@@ -8113,9 +8336,9 @@
         <w:t xml:space="preserve">.</w:t>
       </w:r>
     </w:p>
-    <w:bookmarkEnd w:id="40"/>
-    <w:bookmarkEnd w:id="41"/>
-    <w:bookmarkEnd w:id="42"/>
+    <w:bookmarkEnd w:id="43"/>
+    <w:bookmarkEnd w:id="44"/>
+    <w:bookmarkEnd w:id="45"/>
     <w:sectPr>
       <w:footnotePr>
         <w:numRestart w:val="eachSect"/>

--- a/pr-preview/pr-78/chapters/16-instrumental-variable-estimation.docx
+++ b/pr-preview/pr-78/chapters/16-instrumental-variable-estimation.docx
@@ -2985,7 +2985,7 @@
     </w:p>
     <w:bookmarkEnd w:id="17"/>
     <w:bookmarkEnd w:id="18"/>
-    <w:bookmarkStart w:id="25" w:name="Xb9ca627efd3e8d76dea59a81533d3a9d9c14a24"/>
+    <w:bookmarkStart w:id="26" w:name="Xb9ca627efd3e8d76dea59a81533d3a9d9c14a24"/>
     <w:p>
       <w:pPr>
         <w:pStyle w:val="Heading2"/>
@@ -3149,7 +3149,7 @@
       </w:r>
     </w:p>
     <w:bookmarkEnd w:id="20"/>
-    <w:bookmarkStart w:id="22" w:name="compliance-types"/>
+    <w:bookmarkStart w:id="23" w:name="compliance-types"/>
     <w:p>
       <w:pPr>
         <w:pStyle w:val="Heading3"/>
@@ -3701,16 +3701,82 @@
         <w:pStyle w:val="FirstParagraph"/>
       </w:pPr>
       <w:r>
-        <w:rPr>
-          <w:b/>
-          <w:bCs/>
-        </w:rPr>
-        <w:t xml:space="preserve">Monotonicity assumption</w:t>
-      </w:r>
-      <w:r>
-        <w:t xml:space="preserve">: No defiers exist.</w:t>
-      </w:r>
-    </w:p>
+        <w:t xml:space="preserve"> </w:t>
+      </w:r>
+    </w:p>
+    <w:tbl>
+      <w:tblPr>
+        <w:tblStyle w:val="Table"/>
+        <w:tblInd w:w="164" w:type="dxa"/>
+        <w:tblBorders>
+          <w:left w:val="single" w:sz="24" w:space="0" w:color="909090"/>
+        </w:tblBorders>
+        <w:tblCellMar>
+          <w:left w:w="0" w:type="dxa"/>
+          <w:right w:w="0" w:type="dxa"/>
+        </w:tblCellMar>
+        <w:tblLook w:firstRow="0" w:lastRow="0" w:firstColumn="0" w:lastColumn="0" w:noHBand="0" w:noVBand="0" w:val="0000"/>
+      </w:tblPr>
+      <w:tblGrid>
+        <w:gridCol w:w="7920"/>
+      </w:tblGrid>
+      <w:tr>
+        <w:trPr>
+          <w:cantSplit/>
+        </w:trPr>
+        <w:tc>
+          <w:tcPr>
+            <w:tcMar>
+              <w:left w:w="144" w:type="dxa"/>
+            </w:tcMar>
+          </w:tcPr>
+          <w:p>
+            <w:pPr>
+              <w:pStyle w:val="BodyText"/>
+            </w:pPr>
+            <w:pPr>
+              <w:spacing w:before="16" w:after="64"/>
+            </w:pPr>
+          </w:p>
+          <w:bookmarkStart w:id="22" w:name="def-iv-monotonicity"/>
+          <w:p>
+            <w:pPr>
+              <w:pStyle w:val="BodyText"/>
+            </w:pPr>
+            <w:r>
+              <w:rPr>
+                <w:b/>
+                <w:bCs/>
+              </w:rPr>
+              <w:t xml:space="preserve">Definition 4 (Monotonicity Assumption)</w:t>
+            </w:r>
+            <w:r>
+              <w:t xml:space="preserve"> </w:t>
+            </w:r>
+            <w:r>
+              <w:t xml:space="preserve">The</w:t>
+            </w:r>
+            <w:r>
+              <w:t xml:space="preserve"> </w:t>
+            </w:r>
+            <w:r>
+              <w:rPr>
+                <w:b/>
+                <w:bCs/>
+              </w:rPr>
+              <w:t xml:space="preserve">monotonicity assumption</w:t>
+            </w:r>
+            <w:r>
+              <w:t xml:space="preserve"> </w:t>
+            </w:r>
+            <w:r>
+              <w:t xml:space="preserve">states that no defiers exist in the population.</w:t>
+            </w:r>
+          </w:p>
+          <w:bookmarkEnd w:id="22"/>
+        </w:tc>
+      </w:tr>
+    </w:tbl>
     <w:p>
       <w:pPr>
         <w:pStyle w:val="BodyText"/>
@@ -3794,8 +3860,8 @@
         <w:t xml:space="preserve">(LATE = local average treatment effect).</w:t>
       </w:r>
     </w:p>
-    <w:bookmarkEnd w:id="22"/>
-    <w:bookmarkStart w:id="24" w:name="local-average-treatment-effect-late"/>
+    <w:bookmarkEnd w:id="23"/>
+    <w:bookmarkStart w:id="25" w:name="local-average-treatment-effect-late"/>
     <w:p>
       <w:pPr>
         <w:pStyle w:val="Heading3"/>
@@ -3838,7 +3904,7 @@
               <w:spacing w:before="16" w:after="64"/>
             </w:pPr>
           </w:p>
-          <w:bookmarkStart w:id="23" w:name="def-late"/>
+          <w:bookmarkStart w:id="24" w:name="def-late"/>
           <w:p>
             <w:pPr>
               <w:pStyle w:val="BodyText"/>
@@ -3848,7 +3914,7 @@
                 <w:b/>
                 <w:bCs/>
               </w:rPr>
-              <w:t xml:space="preserve">Definition 4 (Local Average Treatment Effect (LATE))</w:t>
+              <w:t xml:space="preserve">Definition 5 (Local Average Treatment Effect (LATE))</w:t>
             </w:r>
             <w:r>
               <w:t xml:space="preserve"> </w:t>
@@ -3977,7 +4043,7 @@
               <w:t xml:space="preserve">— the average causal effect in compliers, not in the full population.</w:t>
             </w:r>
           </w:p>
-          <w:bookmarkEnd w:id="23"/>
+          <w:bookmarkEnd w:id="24"/>
         </w:tc>
       </w:tr>
     </w:tbl>
@@ -4011,9 +4077,9 @@
         <w:t xml:space="preserve">: We don’t know who the compliers are (unobservable principal stratum).</w:t>
       </w:r>
     </w:p>
-    <w:bookmarkEnd w:id="24"/>
     <w:bookmarkEnd w:id="25"/>
-    <w:bookmarkStart w:id="29" w:name="X42f2bf7c9f068d1e7e4974d785e219af0e15a3c"/>
+    <w:bookmarkEnd w:id="26"/>
+    <w:bookmarkStart w:id="30" w:name="X42f2bf7c9f068d1e7e4974d785e219af0e15a3c"/>
     <w:p>
       <w:pPr>
         <w:pStyle w:val="Heading2"/>
@@ -4047,7 +4113,7 @@
         <w:t xml:space="preserve">is the most common IV method for continuous outcomes.</w:t>
       </w:r>
     </w:p>
-    <w:bookmarkStart w:id="26" w:name="alg-2sls"/>
+    <w:bookmarkStart w:id="27" w:name="alg-2sls"/>
     <w:p>
       <w:pPr>
         <w:pStyle w:val="BodyText"/>
@@ -4407,8 +4473,8 @@
         <w:t xml:space="preserve">is the 2SLS estimate of the causal effect.</w:t>
       </w:r>
     </w:p>
-    <w:bookmarkEnd w:id="26"/>
-    <w:bookmarkStart w:id="27" w:name="why-this-works-1"/>
+    <w:bookmarkEnd w:id="27"/>
+    <w:bookmarkStart w:id="28" w:name="why-this-works-1"/>
     <w:p>
       <w:pPr>
         <w:pStyle w:val="Heading3"/>
@@ -4692,8 +4758,8 @@
         <w:t xml:space="preserve">ivregress 2sls</w:t>
       </w:r>
     </w:p>
-    <w:bookmarkEnd w:id="27"/>
-    <w:bookmarkStart w:id="28" w:name="including-covariates"/>
+    <w:bookmarkEnd w:id="28"/>
+    <w:bookmarkStart w:id="29" w:name="including-covariates"/>
     <w:p>
       <w:pPr>
         <w:pStyle w:val="Heading3"/>
@@ -5086,9 +5152,9 @@
         <w:t xml:space="preserve">can improve efficiency even if not necessary for identification.</w:t>
       </w:r>
     </w:p>
-    <w:bookmarkEnd w:id="28"/>
     <w:bookmarkEnd w:id="29"/>
-    <w:bookmarkStart w:id="33" w:name="Xf483f7ce66dfd780266ad5a05836512073b6223"/>
+    <w:bookmarkEnd w:id="30"/>
+    <w:bookmarkStart w:id="34" w:name="Xf483f7ce66dfd780266ad5a05836512073b6223"/>
     <w:p>
       <w:pPr>
         <w:pStyle w:val="Heading2"/>
@@ -5112,7 +5178,7 @@
         <w:t xml:space="preserve">IV estimation can be combined with adjustment for measured confounders.</w:t>
       </w:r>
     </w:p>
-    <w:bookmarkStart w:id="30" w:name="two-scenarios"/>
+    <w:bookmarkStart w:id="31" w:name="two-scenarios"/>
     <w:p>
       <w:pPr>
         <w:pStyle w:val="Heading3"/>
@@ -5329,8 +5395,8 @@
         <w:t xml:space="preserve">Use conditional IV methods</w:t>
       </w:r>
     </w:p>
-    <w:bookmarkEnd w:id="30"/>
-    <w:bookmarkStart w:id="32" w:name="conditional-iv-estimation"/>
+    <w:bookmarkEnd w:id="31"/>
+    <w:bookmarkStart w:id="33" w:name="conditional-iv-estimation"/>
     <w:p>
       <w:pPr>
         <w:pStyle w:val="Heading3"/>
@@ -5373,7 +5439,7 @@
               <w:spacing w:before="16" w:after="64"/>
             </w:pPr>
           </w:p>
-          <w:bookmarkStart w:id="31" w:name="def-conditional-iv"/>
+          <w:bookmarkStart w:id="32" w:name="def-conditional-iv"/>
           <w:p>
             <w:pPr>
               <w:pStyle w:val="BodyText"/>
@@ -5383,7 +5449,7 @@
                 <w:b/>
                 <w:bCs/>
               </w:rPr>
-              <w:t xml:space="preserve">Definition 5 (Conditional Instrumental Variable)</w:t>
+              <w:t xml:space="preserve">Definition 6 (Conditional Instrumental Variable)</w:t>
             </w:r>
             <w:r>
               <w:t xml:space="preserve"> </w:t>
@@ -5666,7 +5732,7 @@
               <w:t xml:space="preserve">(still unconditional)</w:t>
             </w:r>
           </w:p>
-          <w:bookmarkEnd w:id="31"/>
+          <w:bookmarkEnd w:id="32"/>
         </w:tc>
       </w:tr>
     </w:tbl>
@@ -5913,9 +5979,9 @@
         <w:t xml:space="preserve">Subject-matter knowledge is crucial for deciding which covariates to include.</w:t>
       </w:r>
     </w:p>
-    <w:bookmarkEnd w:id="32"/>
     <w:bookmarkEnd w:id="33"/>
-    <w:bookmarkStart w:id="36" w:name="X4c7ab6d8e4bbb86e2d2595b6341c445bad35cd1"/>
+    <w:bookmarkEnd w:id="34"/>
+    <w:bookmarkStart w:id="37" w:name="X4c7ab6d8e4bbb86e2d2595b6341c445bad35cd1"/>
     <w:p>
       <w:pPr>
         <w:pStyle w:val="Heading2"/>
@@ -5939,7 +6005,7 @@
         <w:t xml:space="preserve">How do IV estimates compare to regression-based estimates?</w:t>
       </w:r>
     </w:p>
-    <w:bookmarkStart w:id="34" w:name="comparison"/>
+    <w:bookmarkStart w:id="35" w:name="comparison"/>
     <w:p>
       <w:pPr>
         <w:pStyle w:val="Heading3"/>
@@ -6302,8 +6368,8 @@
         <w:t xml:space="preserve">Less efficient (larger standard errors)</w:t>
       </w:r>
     </w:p>
-    <w:bookmarkEnd w:id="34"/>
-    <w:bookmarkStart w:id="35" w:name="when-estimates-differ"/>
+    <w:bookmarkEnd w:id="35"/>
+    <w:bookmarkStart w:id="36" w:name="when-estimates-differ"/>
     <w:p>
       <w:pPr>
         <w:pStyle w:val="Heading3"/>
@@ -6513,9 +6579,9 @@
         <w:t xml:space="preserve">Report both estimates with clear statements about assumptions</w:t>
       </w:r>
     </w:p>
-    <w:bookmarkEnd w:id="35"/>
     <w:bookmarkEnd w:id="36"/>
-    <w:bookmarkStart w:id="41" w:name="X92b7cd567651e3ada5e9defa531de471ddf1d65"/>
+    <w:bookmarkEnd w:id="37"/>
+    <w:bookmarkStart w:id="42" w:name="X92b7cd567651e3ada5e9defa531de471ddf1d65"/>
     <w:p>
       <w:pPr>
         <w:pStyle w:val="Heading2"/>
@@ -6568,7 +6634,7 @@
         <w:t xml:space="preserve">.</w:t>
       </w:r>
     </w:p>
-    <w:bookmarkStart w:id="37" w:name="challenges-with-survival-outcomes"/>
+    <w:bookmarkStart w:id="38" w:name="challenges-with-survival-outcomes"/>
     <w:p>
       <w:pPr>
         <w:pStyle w:val="Heading3"/>
@@ -6607,8 +6673,8 @@
         <w:t xml:space="preserve">: How do we interpret IV estimates when the outcome is survival time?</w:t>
       </w:r>
     </w:p>
-    <w:bookmarkEnd w:id="37"/>
-    <w:bookmarkStart w:id="39" w:name="survivor-average-causal-effect-sace"/>
+    <w:bookmarkEnd w:id="38"/>
+    <w:bookmarkStart w:id="40" w:name="survivor-average-causal-effect-sace"/>
     <w:p>
       <w:pPr>
         <w:pStyle w:val="Heading3"/>
@@ -6651,7 +6717,7 @@
               <w:spacing w:before="16" w:after="64"/>
             </w:pPr>
           </w:p>
-          <w:bookmarkStart w:id="38" w:name="def-sace"/>
+          <w:bookmarkStart w:id="39" w:name="def-sace"/>
           <w:p>
             <w:pPr>
               <w:pStyle w:val="BodyText"/>
@@ -6661,7 +6727,7 @@
                 <w:b/>
                 <w:bCs/>
               </w:rPr>
-              <w:t xml:space="preserve">Definition 6 (Survivor Average Causal Effect)</w:t>
+              <w:t xml:space="preserve">Definition 7 (Survivor Average Causal Effect)</w:t>
             </w:r>
             <w:r>
               <w:t xml:space="preserve"> </w:t>
@@ -6901,12 +6967,12 @@
               <w:t xml:space="preserve">- those who would survive under both treatment and control.</w:t>
             </w:r>
           </w:p>
-          <w:bookmarkEnd w:id="38"/>
+          <w:bookmarkEnd w:id="39"/>
         </w:tc>
       </w:tr>
     </w:tbl>
-    <w:bookmarkEnd w:id="39"/>
-    <w:bookmarkStart w:id="40" w:name="identification"/>
+    <w:bookmarkEnd w:id="40"/>
+    <w:bookmarkStart w:id="41" w:name="identification"/>
     <w:p>
       <w:pPr>
         <w:pStyle w:val="Heading3"/>
@@ -7143,9 +7209,9 @@
         <w:t xml:space="preserve">These are often hard to justify.</w:t>
       </w:r>
     </w:p>
-    <w:bookmarkEnd w:id="40"/>
     <w:bookmarkEnd w:id="41"/>
-    <w:bookmarkStart w:id="45" w:name="summary"/>
+    <w:bookmarkEnd w:id="42"/>
+    <w:bookmarkStart w:id="46" w:name="summary"/>
     <w:p>
       <w:pPr>
         <w:pStyle w:val="Heading2"/>
@@ -8299,8 +8365,8 @@
         <w:t xml:space="preserve">: Part III extends these methods to time-varying treatments, where IV ideas play a role in dealing with time-varying confounding and selection bias.</w:t>
       </w:r>
     </w:p>
-    <w:bookmarkStart w:id="44" w:name="refs"/>
-    <w:bookmarkStart w:id="43" w:name="ref-hernan2020causal"/>
+    <w:bookmarkStart w:id="45" w:name="refs"/>
+    <w:bookmarkStart w:id="44" w:name="ref-hernan2020causal"/>
     <w:p>
       <w:pPr>
         <w:pStyle w:val="Bibliography"/>
@@ -8324,7 +8390,7 @@
       <w:r>
         <w:t xml:space="preserve"> </w:t>
       </w:r>
-      <w:hyperlink r:id="rId42">
+      <w:hyperlink r:id="rId43">
         <w:r>
           <w:rPr>
             <w:rStyle w:val="Hyperlink"/>
@@ -8336,9 +8402,9 @@
         <w:t xml:space="preserve">.</w:t>
       </w:r>
     </w:p>
-    <w:bookmarkEnd w:id="43"/>
     <w:bookmarkEnd w:id="44"/>
     <w:bookmarkEnd w:id="45"/>
+    <w:bookmarkEnd w:id="46"/>
     <w:sectPr>
       <w:footnotePr>
         <w:numRestart w:val="eachSect"/>
